--- a/_105_TECH__STORE_INTERNET_AND_BACKUP_HOTSPOT.docx
+++ b/_105_TECH__STORE_INTERNET_AND_BACKUP_HOTSPOT.docx
@@ -564,37 +564,127 @@
     </w:p>
     <w:p>
       <w:r>
-        <w:t xml:space="preserve">*Example Response Patterns*</w:t>
-      </w:r>
-    </w:p>
-    <w:p>
-      <w:r>
-        <w:t xml:space="preserve"/>
-      </w:r>
-    </w:p>
-    <w:p>
-      <w:r>
-        <w:t xml:space="preserve">- "Yes, stores do have a backup hotspot for emergencies. Apollo doesn't have the specific details on how it's set up or activated at your store -- reach out to T1 on Slack or your Ops Leader and they'll walk you through it."</w:t>
-      </w:r>
-    </w:p>
-    <w:p>
-      <w:r>
-        <w:t xml:space="preserve"/>
-      </w:r>
-    </w:p>
-    <w:p>
-      <w:r>
-        <w:t xml:space="preserve">- "If your main internet goes down, reach out to T1 on Slack or your Ops Leader. They'll advise on the backup hotspot and next steps."</w:t>
-      </w:r>
-    </w:p>
-    <w:p>
-      <w:r>
-        <w:t xml:space="preserve"/>
-      </w:r>
-    </w:p>
-    <w:p>
-      <w:r>
-        <w:t xml:space="preserve">- "Internet requirements are a minimum of dedicated fiber at 500 Mbps with 50 ms ping or less. Optimal is 1 Gbps with 30 ms ping or less."</w:t>
+        <w:t>*Staff WiFi Network*</w:t>
+      </w:r>
+    </w:p>
+    <w:p>
+      <w:r>
+        <w:t>The staff WiFi network carries the following:</w:t>
+      </w:r>
+    </w:p>
+    <w:p>
+      <w:r>
+        <w:t>- Staff iPads</w:t>
+      </w:r>
+    </w:p>
+    <w:p>
+      <w:r>
+        <w:t>- Manager laptops (if connected)</w:t>
+      </w:r>
+    </w:p>
+    <w:p>
+      <w:r>
+        <w:t>- Used for factory resetting / rescanning spare HTC headsets</w:t>
+      </w:r>
+    </w:p>
+    <w:p>
+      <w:r>
+        <w:t>Note: Kiosk iPads use a different network -- they are not on the staff WiFi.</w:t>
+      </w:r>
+    </w:p>
+    <w:p>
+      <w:r>
+        <w:t>For questions about network segmentation or what is on a specific network at your store, contact T1 on Slack.</w:t>
+      </w:r>
+    </w:p>
+    <w:p>
+      <w:r>
+        <w:t>*DO NOT Rules (Staff WiFi)*</w:t>
+      </w:r>
+    </w:p>
+    <w:p>
+      <w:r>
+        <w:t>- DO NOT say the staff WiFi network is outside Apollo's documentation. The staff WiFi carries Staff iPads and (if connected) manager laptops, and is used for factory resetting/rescanning spare HTC headsets.</w:t>
+      </w:r>
+    </w:p>
+    <w:p>
+      <w:r>
+        <w:t>- DO NOT say Kiosk iPads run on the staff WiFi. Kiosk iPads use a different network.</w:t>
+      </w:r>
+    </w:p>
+    <w:p>
+      <w:r>
+        <w:t>*Staff WiFi Network*</w:t>
+      </w:r>
+    </w:p>
+    <w:p>
+      <w:r>
+        <w:t>The staff WiFi network is used by:</w:t>
+      </w:r>
+    </w:p>
+    <w:p>
+      <w:r>
+        <w:t>- Staff iPads</w:t>
+      </w:r>
+    </w:p>
+    <w:p>
+      <w:r>
+        <w:t>- Manager laptops (if connected)</w:t>
+      </w:r>
+    </w:p>
+    <w:p>
+      <w:r>
+        <w:t>- Factory resetting / rescanning spare HTC headsets</w:t>
+      </w:r>
+    </w:p>
+    <w:p>
+      <w:r>
+        <w:t>Note: Kiosk iPads use a different network -- they are not on the staff WiFi.</w:t>
+      </w:r>
+    </w:p>
+    <w:p>
+      <w:r>
+        <w:t>For network segmentation questions beyond this, contact *T1 on Slack*.</w:t>
+      </w:r>
+    </w:p>
+    <w:p>
+      <w:r>
+        <w:t>*DO NOT Rules (Staff WiFi)*</w:t>
+      </w:r>
+    </w:p>
+    <w:p>
+      <w:r>
+        <w:t>- Do not say Apollo has no information on what runs on the staff WiFi. Staff iPads, manager laptops (if connected), and spare HTC reset/rescan activity run on it.</w:t>
+      </w:r>
+    </w:p>
+    <w:p>
+      <w:r>
+        <w:t>- Do not say kiosk iPads are on the staff WiFi network. Kiosk iPads use a different network.</w:t>
+      </w:r>
+    </w:p>
+    <w:p>
+      <w:r>
+        <w:t>*Example Response Patterns*</w:t>
+      </w:r>
+    </w:p>
+    <w:p>
+      <w:r>
+        <w:t>- "The staff WiFi is used by staff iPads, manager laptops (if connected), and for factory resetting or rescanning spare HTC headsets. Kiosk iPads use a different network."</w:t>
+      </w:r>
+    </w:p>
+    <w:p>
+      <w:r>
+        <w:t>- "Yes, stores do have a backup hotspot for emergencies. Apollo doesn't have the specific details on how it's set up or activated at your store -- reach out to T1 on Slack or your Ops Leader and they'll walk you through it."</w:t>
+      </w:r>
+    </w:p>
+    <w:p>
+      <w:r>
+        <w:t>- "If your main internet goes down, reach out to T1 on Slack or your Ops Leader. They'll advise on the backup hotspot and next steps."</w:t>
+      </w:r>
+    </w:p>
+    <w:p>
+      <w:r>
+        <w:t>- "Internet requirements are a minimum of dedicated fiber at 500 Mbps with 50 ms ping or less. Optimal is 1 Gbps with 30 ms ping or less."</w:t>
       </w:r>
     </w:p>
     <w:p>
